--- a/开发平台/codex/项目/人员简历筛选和重组/output/风险管理批量/15-专家团队/国开行人员团队简历-李梦阳.docx
+++ b/开发平台/codex/项目/人员简历筛选和重组/output/风险管理批量/15-专家团队/国开行人员团队简历-李梦阳.docx
@@ -495,21 +495,8 @@
             <ns0:gridSpan ns0:val="4"/>
             <ns0:vAlign ns0:val="center"/>
           </ns0:tcPr>
-          <ns0:p ns2:paraId="1E629E02" ns2:textId="77777777" ns0:rsidR="000010AB" ns0:rsidRDefault="000010AB" ns0:rsidP="00664128">
-            <ns0:pPr>
-              <ns0:jc ns0:val="center"/>
-              <ns0:rPr>
-                <ns0:rFonts ns0:ascii="仿宋" ns0:eastAsia="仿宋" ns0:hAnsi="仿宋" ns0:cs="仿宋" ns0:hint="eastAsia"/>
-                <ns0:caps/>
-                <ns0:szCs ns0:val="21"/>
-              </ns0:rPr>
-            </ns0:pPr>
-            <ns0:r>
-              <ns0:rPr>
-                <ns0:rFonts ns0:ascii="仿宋" ns0:eastAsia="仿宋" ns0:hAnsi="仿宋" ns0:cs="仿宋" ns0:hint="eastAsia"/>
-                <ns0:szCs ns0:val="24"/>
-                <ns0:sz ns0:val="24"/>
-              </ns0:rPr>
+          <ns0:p>
+            <ns0:r>
               <ns0:t>拟在本项目任职</ns0:t>
             </ns0:r>
           </ns0:p>
@@ -522,12 +509,7 @@
           </ns0:tcPr>
           <ns0:p>
             <ns0:r>
-              <ns0:rPr>
-                <ns0:rFonts ns0:ascii="仿宋" ns0:hAnsi="仿宋" ns0:eastAsia="仿宋" ns0:cs="仿宋"/>
-                <ns0:sz ns0:val="24"/>
-                <ns0:szCs ns0:val="24"/>
-              </ns0:rPr>
-              <ns0:t>项目管理岗</ns0:t>
+              <ns0:t>技术专家</ns0:t>
             </ns0:r>
           </ns0:p>
         </ns0:tc>
@@ -680,7 +662,7 @@
                 <ns0:sz ns0:val="24"/>
                 <ns0:szCs ns0:val="24"/>
               </ns0:rPr>
-              <ns0:t>高级</ns0:t>
+              <ns0:t>Oracle</ns0:t>
             </ns0:r>
           </ns0:p>
         </ns0:tc>
@@ -698,6 +680,9 @@
                 <ns0:szCs ns0:val="21"/>
               </ns0:rPr>
             </ns0:pPr>
+            <ns0:r>
+              <ns0:t>高级</ns0:t>
+            </ns0:r>
           </ns0:p>
         </ns0:tc>
         <ns0:tc>
@@ -723,76 +708,6 @@
             <ns0:vAlign ns0:val="center"/>
           </ns0:tcPr>
           <ns0:p ns2:paraId="77D9DE25" ns2:textId="77777777" ns0:rsidR="000010AB" ns0:rsidRDefault="000010AB" ns0:rsidP="00664128">
-            <ns0:pPr>
-              <ns0:jc ns0:val="center"/>
-              <ns0:rPr>
-                <ns0:rFonts ns0:ascii="仿宋" ns0:eastAsia="仿宋" ns0:hAnsi="仿宋" ns0:cs="仿宋" ns0:hint="eastAsia"/>
-                <ns0:szCs ns0:val="21"/>
-              </ns0:rPr>
-            </ns0:pPr>
-          </ns0:p>
-        </ns0:tc>
-      </ns0:tr>
-      <ns0:tr ns0:rsidR="000010AB" ns2:paraId="0BE7332D" ns2:textId="77777777" ns0:rsidTr="00664128">
-        <ns0:trPr>
-          <ns0:trHeight ns0:val="20"/>
-          <ns0:jc ns0:val="center"/>
-        </ns0:trPr>
-        <ns0:tc>
-          <ns0:tcPr>
-            <ns0:tcW ns0:w="1043" ns0:type="pct"/>
-            <ns0:vAlign ns0:val="center"/>
-          </ns0:tcPr>
-          <ns0:p>
-            <ns0:r>
-              <ns0:rPr>
-                <ns0:rFonts ns0:ascii="仿宋" ns0:hAnsi="仿宋" ns0:eastAsia="仿宋" ns0:cs="仿宋"/>
-                <ns0:sz ns0:val="24"/>
-                <ns0:szCs ns0:val="24"/>
-              </ns0:rPr>
-              <ns0:t>Oracle</ns0:t>
-            </ns0:r>
-          </ns0:p>
-        </ns0:tc>
-        <ns0:tc>
-          <ns0:tcPr>
-            <ns0:tcW ns0:w="1186" ns0:type="pct"/>
-            <ns0:gridSpan ns0:val="2"/>
-            <ns0:vAlign ns0:val="center"/>
-          </ns0:tcPr>
-          <ns0:p ns2:paraId="2EC9C40D" ns2:textId="77777777" ns0:rsidR="000010AB" ns0:rsidRDefault="000010AB" ns0:rsidP="00664128">
-            <ns0:pPr>
-              <ns0:jc ns0:val="center"/>
-              <ns0:rPr>
-                <ns0:rFonts ns0:ascii="仿宋" ns0:eastAsia="仿宋" ns0:hAnsi="仿宋" ns0:cs="仿宋" ns0:hint="eastAsia"/>
-                <ns0:szCs ns0:val="21"/>
-              </ns0:rPr>
-            </ns0:pPr>
-          </ns0:p>
-        </ns0:tc>
-        <ns0:tc>
-          <ns0:tcPr>
-            <ns0:tcW ns0:w="1276" ns0:type="pct"/>
-            <ns0:gridSpan ns0:val="2"/>
-            <ns0:vAlign ns0:val="center"/>
-          </ns0:tcPr>
-          <ns0:p ns2:paraId="0D730117" ns2:textId="77777777" ns0:rsidR="000010AB" ns0:rsidRDefault="000010AB" ns0:rsidP="00664128">
-            <ns0:pPr>
-              <ns0:jc ns0:val="center"/>
-              <ns0:rPr>
-                <ns0:rFonts ns0:ascii="仿宋" ns0:eastAsia="仿宋" ns0:hAnsi="仿宋" ns0:cs="仿宋" ns0:hint="eastAsia"/>
-                <ns0:szCs ns0:val="21"/>
-              </ns0:rPr>
-            </ns0:pPr>
-          </ns0:p>
-        </ns0:tc>
-        <ns0:tc>
-          <ns0:tcPr>
-            <ns0:tcW ns0:w="1493" ns0:type="pct"/>
-            <ns0:gridSpan ns0:val="2"/>
-            <ns0:vAlign ns0:val="center"/>
-          </ns0:tcPr>
-          <ns0:p ns2:paraId="0FFD8515" ns2:textId="77777777" ns0:rsidR="000010AB" ns0:rsidRDefault="000010AB" ns0:rsidP="00664128">
             <ns0:pPr>
               <ns0:jc ns0:val="center"/>
               <ns0:rPr>
